--- a/07_SCI_TUST/Chapter03_研究案例/子節架構/子節架構.docx
+++ b/07_SCI_TUST/Chapter03_研究案例/子節架構/子節架構.docx
@@ -7,19 +7,9 @@
         <w:rPr>
           <w:rFonts w:ascii="Times New Roman" w:hAnsi="Times New Roman" w:eastAsia="標楷體"/>
           <w:b/>
-          <w:sz w:val="32"/>
+          <w:sz w:val="30"/>
         </w:rPr>
-        <w:t>研究案例——子節架構</w:t>
-      </w:r>
-    </w:p>
-    <w:p>
-      <w:r>
-        <w:rPr>
-          <w:rFonts w:ascii="Times New Roman" w:hAnsi="Times New Roman" w:eastAsia="標楷體"/>
-          <w:b/>
-          <w:sz w:val="24"/>
-        </w:rPr>
-        <w:t>3.1 場址地質與水文</w:t>
+        <w:t>研究案例 v2（案例先行政治：獨立背景節承載證據）</w:t>
       </w:r>
     </w:p>
     <w:p>
@@ -30,19 +20,9 @@
         <w:rPr>
           <w:rFonts w:ascii="Times New Roman" w:hAnsi="Times New Roman" w:eastAsia="標楷體"/>
           <w:b w:val="0"/>
-          <w:sz w:val="22"/>
+          <w:sz w:val="23"/>
         </w:rPr>
-        <w:t>林鐵沿革一句；南庄層砂頁岩互層＋崩積層；水位計年擺幅與擬合（Fig3）</w:t>
-      </w:r>
-    </w:p>
-    <w:p>
-      <w:r>
-        <w:rPr>
-          <w:rFonts w:ascii="Times New Roman" w:hAnsi="Times New Roman" w:eastAsia="標楷體"/>
-          <w:b/>
-          <w:sz w:val="24"/>
-        </w:rPr>
-        <w:t>3.2 #46 隧道病徵與監測</w:t>
+        <w:t>3.1 場址地質與水文（南庄層砂頁岩互層＋崩積層；水位計年擺幅與擬合）</w:t>
       </w:r>
     </w:p>
     <w:p>
@@ -53,19 +33,9 @@
         <w:rPr>
           <w:rFonts w:ascii="Times New Roman" w:hAnsi="Times New Roman" w:eastAsia="標楷體"/>
           <w:b w:val="0"/>
-          <w:sz w:val="22"/>
+          <w:sz w:val="23"/>
         </w:rPr>
-        <w:t>修復履歷時間軸；LiDAR 兩期分級；裂縫計緩剪；三期展開圖（Fig2）；病徵分型</w:t>
-      </w:r>
-    </w:p>
-    <w:p>
-      <w:r>
-        <w:rPr>
-          <w:rFonts w:ascii="Times New Roman" w:hAnsi="Times New Roman" w:eastAsia="標楷體"/>
-          <w:b/>
-          <w:sz w:val="24"/>
-        </w:rPr>
-        <w:t>3.3 三尺度地質→數值模型</w:t>
+        <w:t>3.2 #46 隧道病徵與監測（修復履歷時間軸→LiDAR 兩期分級→裂縫計緩剪→三期展開圖→病徵分型）</w:t>
       </w:r>
     </w:p>
     <w:p>
@@ -76,31 +46,72 @@
         <w:rPr>
           <w:rFonts w:ascii="Times New Roman" w:hAnsi="Times New Roman" w:eastAsia="標楷體"/>
           <w:b w:val="0"/>
-          <w:sz w:val="22"/>
+          <w:sz w:val="23"/>
         </w:rPr>
-        <w:t>地層/參數（Table 2 引用）；模型組態（Fig5 引用）；k×100 近壁帶（TT 建議已納）</w:t>
+        <w:t>3.3 三尺度地質→數值模型（地層/參數出處；模型組態）</w:t>
       </w:r>
     </w:p>
     <w:p>
-      <w:pPr>
-        <w:spacing w:after="240"/>
-      </w:pPr>
       <w:r>
         <w:rPr>
           <w:rFonts w:ascii="Times New Roman" w:hAnsi="Times New Roman" w:eastAsia="標楷體"/>
-          <w:b/>
-          <w:color w:val="C00000"/>
-          <w:sz w:val="24"/>
+          <w:b w:val="0"/>
+          <w:sz w:val="23"/>
         </w:rPr>
-        <w:t>【⚖ 待裁決】</w:t>
+        <w:t>戰法＝「案例先行」（</w:t>
       </w:r>
       <w:r>
         <w:rPr>
           <w:rFonts w:ascii="Times New Roman" w:hAnsi="Times New Roman" w:eastAsia="標楷體"/>
           <w:b w:val="0"/>
-          <w:sz w:val="24"/>
+          <w:color w:val="1F4EC8"/>
+          <w:sz w:val="23"/>
         </w:rPr>
-        <w:t>子節切法與順序？</w:t>
+        <w:t>(Wang et al., 2023)</w:t>
+      </w:r>
+      <w:r>
+        <w:rPr>
+          <w:rFonts w:ascii="Times New Roman" w:hAnsi="Times New Roman" w:eastAsia="標楷體"/>
+          <w:b w:val="0"/>
+          <w:color w:val="1F4EC8"/>
+          <w:sz w:val="23"/>
+        </w:rPr>
+        <w:t>(Chiu et al., 2017)</w:t>
+      </w:r>
+      <w:r>
+        <w:rPr>
+          <w:rFonts w:ascii="Times New Roman" w:hAnsi="Times New Roman" w:eastAsia="標楷體"/>
+          <w:b w:val="0"/>
+          <w:color w:val="1F4EC8"/>
+          <w:sz w:val="23"/>
+        </w:rPr>
+        <w:t>(Ma et al., 2023)</w:t>
+      </w:r>
+      <w:r>
+        <w:rPr>
+          <w:rFonts w:ascii="Times New Roman" w:hAnsi="Times New Roman" w:eastAsia="標楷體"/>
+          <w:b w:val="0"/>
+          <w:sz w:val="23"/>
+        </w:rPr>
+        <w:t xml:space="preserve"> 同式）：病害調查獨立成節、把證據蒐集前置為客觀背景；前言只留鉤子、細節下沉此章。</w:t>
+      </w:r>
+      <w:r>
+        <w:rPr>
+          <w:rFonts w:ascii="Times New Roman" w:hAnsi="Times New Roman" w:eastAsia="標楷體"/>
+          <w:b w:val="0"/>
+          <w:sz w:val="23"/>
+        </w:rPr>
+        <w:t xml:space="preserve">　</w:t>
+      </w:r>
+      <w:r>
+        <w:rPr>
+          <w:rFonts w:ascii="Times New Roman" w:hAnsi="Times New Roman" w:eastAsia="標楷體"/>
+          <w:b w:val="0"/>
+          <w:color w:val="000000"/>
+          <w:sz w:val="21"/>
+          <w:highlight w:val="yellow"/>
+        </w:rPr>
+        <w:t>【重點：案例是證據鏈不是背景裝飾】</w:t>
       </w:r>
     </w:p>
     <w:sectPr>
